--- a/source/ICD11対応標準病名マスターの準備版.docx
+++ b/source/ICD11対応標準病名マスターの準備版.docx
@@ -2,74 +2,85 @@
 <file path=word/document.xml><?xml version="1.0" encoding="utf-8"?>
 <w:document xmlns:wpc="http://schemas.microsoft.com/office/word/2010/wordprocessingCanvas" xmlns:cx="http://schemas.microsoft.com/office/drawing/2014/chartex" xmlns:cx1="http://schemas.microsoft.com/office/drawing/2015/9/8/chartex" xmlns:cx2="http://schemas.microsoft.com/office/drawing/2015/10/21/chartex" xmlns:cx3="http://schemas.microsoft.com/office/drawing/2016/5/9/chartex" xmlns:cx4="http://schemas.microsoft.com/office/drawing/2016/5/10/chartex" xmlns:cx5="http://schemas.microsoft.com/office/drawing/2016/5/11/chartex" xmlns:cx6="http://schemas.microsoft.com/office/drawing/2016/5/12/chartex" xmlns:cx7="http://schemas.microsoft.com/office/drawing/2016/5/13/chartex" xmlns:cx8="http://schemas.microsoft.com/office/drawing/2016/5/14/chartex" xmlns:mc="http://schemas.openxmlformats.org/markup-compatibility/2006" xmlns:m="http://schemas.openxmlformats.org/officeDocument/2006/math" xmlns:aink="http://schemas.microsoft.com/office/drawing/2016/ink" xmlns:am3d="http://schemas.microsoft.com/office/drawing/2017/model3d" xmlns:oel="http://schemas.microsoft.com/office/2019/extlst" xmlns:r="http://schemas.openxmlformats.org/officeDocument/2006/relationships" xmlns:wp14="http://schemas.microsoft.com/office/word/2010/wordprocessingDrawing" xmlns:wp="http://schemas.openxmlformats.org/drawingml/2006/wordprocessingDrawing" xmlns:wpg="http://schemas.microsoft.com/office/word/2010/wordprocessingGroup" xmlns:wpi="http://schemas.microsoft.com/office/word/2010/wordprocessingInk" xmlns:wps="http://schemas.microsoft.com/office/word/2010/wordprocessingShape" xmlns:o="urn:schemas-microsoft-com:office:office" xmlns:v="urn:schemas-microsoft-com:vml" xmlns:w10="urn:schemas-microsoft-com:office:word" xmlns:w="http://schemas.openxmlformats.org/wordprocessingml/2006/main" xmlns:w14="http://schemas.microsoft.com/office/word/2010/wordml" xmlns:w15="http://schemas.microsoft.com/office/word/2012/wordml" xmlns:w16cex="http://schemas.microsoft.com/office/word/2018/wordml/cex" xmlns:w16cid="http://schemas.microsoft.com/office/word/2016/wordml/cid" xmlns:w16="http://schemas.microsoft.com/office/word/2018/wordml" xmlns:w16sdtdh="http://schemas.microsoft.com/office/word/2020/wordml/sdtdatahash" xmlns:w16sdtfl="http://schemas.microsoft.com/office/word/2024/wordml/sdtformatlock" xmlns:w16se="http://schemas.microsoft.com/office/word/2015/wordml/symex" xmlns:w16du="http://schemas.microsoft.com/office/word/2023/wordml/word16du" xmlns:wne="http://schemas.microsoft.com/office/word/2006/wordml" mc:Ignorable="w14 w15 w16se w16cid w16 w16cex w16sdtdh w16sdtfl w16du wp14">
   <w:body>
-    <w:p>
-      <w:pPr>
-        <w:jc w:val="center"/>
-        <w:rPr>
-          <w:rFonts w:ascii="ＭＳ Ｐゴシック" w:eastAsia="ＭＳ Ｐゴシック" w:hAnsi="ＭＳ Ｐゴシック"/>
-          <w:sz w:val="28"/>
-          <w:szCs w:val="36"/>
-        </w:rPr>
-      </w:pPr>
-      <w:r>
-        <w:rPr>
-          <w:rFonts w:ascii="ＭＳ Ｐゴシック" w:eastAsia="ＭＳ Ｐゴシック" w:hAnsi="ＭＳ Ｐゴシック"/>
-          <w:sz w:val="28"/>
-          <w:szCs w:val="36"/>
-        </w:rPr>
-        <w:t>ICD</w:t>
-      </w:r>
-      <w:r>
-        <w:rPr>
-          <w:rFonts w:ascii="ＭＳ Ｐゴシック" w:eastAsia="ＭＳ Ｐゴシック" w:hAnsi="ＭＳ Ｐゴシック" w:hint="eastAsia"/>
-          <w:sz w:val="28"/>
-          <w:szCs w:val="36"/>
-        </w:rPr>
-        <w:t>11対応標準病名マスターの準備版（</w:t>
-      </w:r>
-      <w:r>
-        <w:rPr>
-          <w:rFonts w:ascii="ＭＳ Ｐゴシック" w:eastAsia="ＭＳ Ｐゴシック" w:hAnsi="ＭＳ Ｐゴシック"/>
-          <w:sz w:val="28"/>
-          <w:szCs w:val="36"/>
-        </w:rPr>
-        <w:t>2026-09-16</w:t>
-      </w:r>
-      <w:r>
-        <w:rPr>
-          <w:rFonts w:ascii="ＭＳ Ｐゴシック" w:eastAsia="ＭＳ Ｐゴシック" w:hAnsi="ＭＳ Ｐゴシック" w:hint="eastAsia"/>
-          <w:sz w:val="28"/>
-          <w:szCs w:val="36"/>
-        </w:rPr>
-        <w:t>版）</w:t>
-      </w:r>
-    </w:p>
-    <w:p>
-      <w:pPr>
-        <w:jc w:val="center"/>
-        <w:rPr>
-          <w:rFonts w:ascii="ＭＳ Ｐゴシック" w:eastAsia="ＭＳ Ｐゴシック" w:hAnsi="ＭＳ Ｐゴシック"/>
-          <w:sz w:val="28"/>
-          <w:szCs w:val="36"/>
-        </w:rPr>
-      </w:pPr>
-      <w:r>
-        <w:rPr>
-          <w:rFonts w:ascii="ＭＳ Ｐゴシック" w:eastAsia="ＭＳ Ｐゴシック" w:hAnsi="ＭＳ Ｐゴシック" w:hint="eastAsia"/>
-          <w:sz w:val="28"/>
-          <w:szCs w:val="36"/>
-        </w:rPr>
-        <w:t>に関するご意見募集</w:t>
-      </w:r>
-      <w:r>
-        <w:rPr>
-          <w:rFonts w:ascii="ＭＳ Ｐゴシック" w:eastAsia="ＭＳ Ｐゴシック" w:hAnsi="ＭＳ Ｐゴシック" w:hint="eastAsia"/>
-          <w:sz w:val="28"/>
-          <w:szCs w:val="36"/>
-        </w:rPr>
-        <w:t>について</w:t>
-      </w:r>
-    </w:p>
+    <w:tbl>
+      <w:tblPr>
+        <w:tblStyle w:val="aa"/>
+        <w:tblW w:w="0" w:type="auto"/>
+        <w:shd w:val="clear" w:color="auto" w:fill="D9F2D0" w:themeFill="accent6" w:themeFillTint="33"/>
+        <w:tblLook w:val="04A0" w:firstRow="1" w:lastRow="0" w:firstColumn="1" w:lastColumn="0" w:noHBand="0" w:noVBand="1"/>
+      </w:tblPr>
+      <w:tblGrid>
+        <w:gridCol w:w="8709"/>
+      </w:tblGrid>
+      <w:tr>
+        <w:tc>
+          <w:tcPr>
+            <w:tcW w:w="0" w:type="auto"/>
+            <w:shd w:val="clear" w:color="auto" w:fill="D9F2D0" w:themeFill="accent6" w:themeFillTint="33"/>
+          </w:tcPr>
+          <w:p>
+            <w:pPr>
+              <w:jc w:val="center"/>
+              <w:rPr>
+                <w:rFonts w:ascii="ＭＳ Ｐゴシック" w:eastAsia="ＭＳ Ｐゴシック" w:hAnsi="ＭＳ Ｐゴシック"/>
+                <w:sz w:val="36"/>
+                <w:szCs w:val="44"/>
+              </w:rPr>
+            </w:pPr>
+            <w:r>
+              <w:rPr>
+                <w:rFonts w:ascii="ＭＳ Ｐゴシック" w:eastAsia="ＭＳ Ｐゴシック" w:hAnsi="ＭＳ Ｐゴシック"/>
+                <w:sz w:val="36"/>
+                <w:szCs w:val="44"/>
+              </w:rPr>
+              <w:t>ICD</w:t>
+            </w:r>
+            <w:r>
+              <w:rPr>
+                <w:rFonts w:ascii="ＭＳ Ｐゴシック" w:eastAsia="ＭＳ Ｐゴシック" w:hAnsi="ＭＳ Ｐゴシック" w:hint="eastAsia"/>
+                <w:sz w:val="36"/>
+                <w:szCs w:val="44"/>
+              </w:rPr>
+              <w:t>11対応標準病名マスターの準備版（</w:t>
+            </w:r>
+            <w:r>
+              <w:rPr>
+                <w:rFonts w:ascii="ＭＳ Ｐゴシック" w:eastAsia="ＭＳ Ｐゴシック" w:hAnsi="ＭＳ Ｐゴシック"/>
+                <w:sz w:val="36"/>
+                <w:szCs w:val="44"/>
+              </w:rPr>
+              <w:t>2026-09-16</w:t>
+            </w:r>
+            <w:r>
+              <w:rPr>
+                <w:rFonts w:ascii="ＭＳ Ｐゴシック" w:eastAsia="ＭＳ Ｐゴシック" w:hAnsi="ＭＳ Ｐゴシック" w:hint="eastAsia"/>
+                <w:sz w:val="36"/>
+                <w:szCs w:val="44"/>
+              </w:rPr>
+              <w:t>版）</w:t>
+            </w:r>
+          </w:p>
+          <w:p>
+            <w:pPr>
+              <w:jc w:val="center"/>
+              <w:rPr>
+                <w:rFonts w:ascii="ＭＳ Ｐゴシック" w:eastAsia="ＭＳ Ｐゴシック" w:hAnsi="ＭＳ Ｐゴシック"/>
+                <w:sz w:val="36"/>
+                <w:szCs w:val="44"/>
+              </w:rPr>
+            </w:pPr>
+            <w:r>
+              <w:rPr>
+                <w:rFonts w:ascii="ＭＳ Ｐゴシック" w:eastAsia="ＭＳ Ｐゴシック" w:hAnsi="ＭＳ Ｐゴシック" w:hint="eastAsia"/>
+                <w:sz w:val="36"/>
+                <w:szCs w:val="44"/>
+              </w:rPr>
+              <w:t>に関するご意見募集について</w:t>
+            </w:r>
+          </w:p>
+        </w:tc>
+      </w:tr>
+    </w:tbl>
     <w:p>
       <w:r>
         <w:rPr>
@@ -207,15 +218,6 @@
         <w:t>Ver.5.18（2026年6月改訂版）</w:t>
       </w:r>
       <w:r>
-        <w:t>(</w:t>
-      </w:r>
-      <w:r>
-        <w:t>https://www2.medis.or.jp/stdcd/byomei/index.html</w:t>
-      </w:r>
-      <w:r>
-        <w:t>)</w:t>
-      </w:r>
-      <w:r>
         <w:rPr>
           <w:rFonts w:hint="eastAsia"/>
         </w:rPr>
@@ -386,9 +388,6 @@
         <w:t xml:space="preserve">　</w:t>
       </w:r>
       <w:r>
-        <w:rPr>
-          <w:u w:val="single"/>
-        </w:rPr>
         <w:t>ICD11対応標準病名マスターの構造と作成に関する研究 （25IA2013 ）</w:t>
       </w:r>
       <w:r>
@@ -439,6 +438,12 @@
         <w:rPr>
           <w:rFonts w:hint="eastAsia"/>
         </w:rPr>
+        <w:t>現時点では、</w:t>
+      </w:r>
+      <w:r>
+        <w:rPr>
+          <w:rFonts w:hint="eastAsia"/>
+        </w:rPr>
         <w:t>各病名に振られている</w:t>
       </w:r>
       <w:r>
@@ -448,7 +453,20 @@
         <w:rPr>
           <w:rFonts w:hint="eastAsia"/>
         </w:rPr>
-        <w:t>11コード、およびそれに関する情報は、不正確であったり、データ形式に仕様案と異なるなどの不備がある可能性があります。また、</w:t>
+        <w:t>11コード、およびそれに関する情報は、不正確であったり、データ形式に仕様案と異なるなどの不備がある可能性があります。</w:t>
+      </w:r>
+    </w:p>
+    <w:p>
+      <w:pPr>
+        <w:rPr>
+          <w:rFonts w:hint="eastAsia"/>
+        </w:rPr>
+      </w:pPr>
+      <w:r>
+        <w:rPr>
+          <w:rFonts w:hint="eastAsia"/>
+        </w:rPr>
+        <w:t>また、</w:t>
       </w:r>
       <w:r>
         <w:t>ICD</w:t>
@@ -466,7 +484,19 @@
         <w:rPr>
           <w:rFonts w:hint="eastAsia"/>
         </w:rPr>
-        <w:t>11コードが割り当てることができるとは限らないため、本来の</w:t>
+        <w:t>11コード</w:t>
+      </w:r>
+      <w:r>
+        <w:rPr>
+          <w:rFonts w:hint="eastAsia"/>
+        </w:rPr>
+        <w:t>を</w:t>
+      </w:r>
+      <w:r>
+        <w:rPr>
+          <w:rFonts w:hint="eastAsia"/>
+        </w:rPr>
+        <w:t>割り当てることができるとは限らないため、本来の</w:t>
       </w:r>
       <w:r>
         <w:t>ICD</w:t>
@@ -621,6 +651,7 @@
           <w:szCs w:val="32"/>
           <w:u w:val="single"/>
         </w:rPr>
+        <w:lastRenderedPageBreak/>
         <w:t>今後の予定の概略</w:t>
       </w:r>
       <w:r>
@@ -807,6 +838,118 @@
       </w:r>
     </w:p>
     <w:p/>
+    <w:p/>
+    <w:p>
+      <w:pPr>
+        <w:rPr>
+          <w:b/>
+          <w:bCs/>
+          <w:u w:val="single"/>
+        </w:rPr>
+      </w:pPr>
+      <w:r>
+        <w:rPr>
+          <w:rFonts w:hint="eastAsia"/>
+          <w:b/>
+          <w:bCs/>
+          <w:u w:val="single"/>
+        </w:rPr>
+        <w:t>関連する情報へのリンク</w:t>
+      </w:r>
+    </w:p>
+    <w:p>
+      <w:r>
+        <w:rPr>
+          <w:rFonts w:hint="eastAsia"/>
+        </w:rPr>
+        <w:t>・厚生労働省</w:t>
+      </w:r>
+      <w:r>
+        <w:t>HP</w:t>
+      </w:r>
+      <w:r>
+        <w:rPr>
+          <w:rFonts w:hint="eastAsia"/>
+        </w:rPr>
+        <w:t xml:space="preserve"> </w:t>
+      </w:r>
+      <w:r>
+        <w:rPr>
+          <w:rFonts w:hint="eastAsia"/>
+        </w:rPr>
+        <w:t>疾病、傷害及び死因の統計分類（</w:t>
+      </w:r>
+      <w:r>
+        <w:t>ICD-11準拠）</w:t>
+      </w:r>
+    </w:p>
+    <w:p>
+      <w:r>
+        <w:rPr>
+          <w:rFonts w:hint="eastAsia"/>
+        </w:rPr>
+        <w:t xml:space="preserve">　　　　　</w:t>
+      </w:r>
+      <w:r>
+        <w:t>(</w:t>
+      </w:r>
+      <w:hyperlink r:id="rId4" w:history="1">
+        <w:r>
+          <w:rPr>
+            <w:rStyle w:val="ab"/>
+          </w:rPr>
+          <w:t>https://www.mhlw.go.jp/stf/toukei/goriyou/sippei.html</w:t>
+        </w:r>
+      </w:hyperlink>
+      <w:r>
+        <w:t>)</w:t>
+      </w:r>
+    </w:p>
+    <w:p>
+      <w:pPr>
+        <w:rPr>
+          <w:rFonts w:hint="eastAsia"/>
+        </w:rPr>
+      </w:pPr>
+      <w:r>
+        <w:rPr>
+          <w:rFonts w:hint="eastAsia"/>
+        </w:rPr>
+        <w:t xml:space="preserve">・（一財）医療情報システム開発センター　</w:t>
+      </w:r>
+      <w:r>
+        <w:t>ICD</w:t>
+      </w:r>
+      <w:r>
+        <w:rPr>
+          <w:rFonts w:hint="eastAsia"/>
+        </w:rPr>
+        <w:t>10対応標準病名マスター</w:t>
+      </w:r>
+      <w:r>
+        <w:br/>
+      </w:r>
+      <w:r>
+        <w:rPr>
+          <w:rFonts w:hint="eastAsia"/>
+        </w:rPr>
+        <w:t xml:space="preserve">　　　　　</w:t>
+      </w:r>
+      <w:r>
+        <w:t>(</w:t>
+      </w:r>
+      <w:hyperlink r:id="rId5" w:history="1">
+        <w:r>
+          <w:rPr>
+            <w:rStyle w:val="ab"/>
+          </w:rPr>
+          <w:t>https://www2.medis.or.jp/stdcd/byomei/index.html</w:t>
+        </w:r>
+      </w:hyperlink>
+      <w:r>
+        <w:t>)</w:t>
+      </w:r>
+    </w:p>
     <w:p>
       <w:pPr>
         <w:widowControl/>
@@ -821,6 +964,49 @@
           <w:sz w:val="24"/>
         </w:rPr>
       </w:pPr>
+    </w:p>
+    <w:p>
+      <w:pPr>
+        <w:rPr>
+          <w:rFonts w:hint="eastAsia"/>
+          <w:b/>
+          <w:bCs/>
+          <w:u w:val="single"/>
+        </w:rPr>
+      </w:pPr>
+      <w:r>
+        <w:rPr>
+          <w:rFonts w:hint="eastAsia"/>
+          <w:b/>
+          <w:bCs/>
+          <w:u w:val="single"/>
+        </w:rPr>
+        <w:t>ダウンロード</w:t>
+      </w:r>
+      <w:r>
+        <w:rPr>
+          <w:rFonts w:hint="eastAsia"/>
+          <w:b/>
+          <w:bCs/>
+          <w:u w:val="single"/>
+        </w:rPr>
+        <w:t>情報</w:t>
+      </w:r>
+    </w:p>
+    <w:p>
+      <w:pPr>
+        <w:widowControl/>
+        <w:spacing w:before="100" w:beforeAutospacing="1" w:after="100" w:afterAutospacing="1"/>
+        <w:jc w:val="center"/>
+        <w:rPr>
+          <w:rFonts w:ascii="ＭＳ Ｐゴシック" w:eastAsia="ＭＳ Ｐゴシック" w:hAnsi="ＭＳ Ｐゴシック" w:cs="ＭＳ Ｐゴシック"/>
+          <w:b/>
+          <w:bCs/>
+          <w:color w:val="EE0000"/>
+          <w:kern w:val="0"/>
+          <w:sz w:val="24"/>
+        </w:rPr>
+      </w:pPr>
       <w:r>
         <w:rPr>
           <w:rFonts w:ascii="ＭＳ Ｐゴシック" w:eastAsia="ＭＳ Ｐゴシック" w:hAnsi="ＭＳ Ｐゴシック" w:cs="ＭＳ Ｐゴシック" w:hint="eastAsia"/>
@@ -869,53 +1055,41 @@
     <w:p>
       <w:pPr>
         <w:rPr>
-          <w:rFonts w:hint="eastAsia"/>
+          <w:sz w:val="28"/>
+          <w:szCs w:val="28"/>
         </w:rPr>
       </w:pPr>
       <w:r>
+        <w:rPr>
+          <w:sz w:val="28"/>
+          <w:szCs w:val="28"/>
+        </w:rPr>
         <w:t xml:space="preserve">       </w:t>
       </w:r>
       <w:r>
         <w:rPr>
           <w:rFonts w:hint="eastAsia"/>
+          <w:sz w:val="28"/>
+          <w:szCs w:val="28"/>
         </w:rPr>
         <w:t>【</w:t>
       </w:r>
-      <w:r>
-        <w:rPr>
-          <w:rFonts w:ascii="ＭＳ Ｐゴシック" w:eastAsia="ＭＳ Ｐゴシック" w:hAnsi="ＭＳ Ｐゴシック"/>
+      <w:hyperlink r:id="rId6" w:history="1">
+        <w:r>
+          <w:rPr>
+            <w:rStyle w:val="ab"/>
+            <w:rFonts w:ascii="ＭＳ Ｐゴシック" w:eastAsia="ＭＳ Ｐゴシック" w:hAnsi="ＭＳ Ｐゴシック"/>
+            <w:sz w:val="28"/>
+            <w:szCs w:val="28"/>
+          </w:rPr>
+          <w:t>ICD11対応標準病名マスター準備版ダウンロード</w:t>
+        </w:r>
+      </w:hyperlink>
+      <w:r>
+        <w:rPr>
+          <w:rFonts w:hint="eastAsia"/>
           <w:sz w:val="28"/>
-          <w:szCs w:val="36"/>
-        </w:rPr>
-        <w:t>ICD</w:t>
-      </w:r>
-      <w:r>
-        <w:rPr>
-          <w:rFonts w:ascii="ＭＳ Ｐゴシック" w:eastAsia="ＭＳ Ｐゴシック" w:hAnsi="ＭＳ Ｐゴシック" w:hint="eastAsia"/>
-          <w:sz w:val="28"/>
-          <w:szCs w:val="36"/>
-        </w:rPr>
-        <w:t>11対応標準病名マスター</w:t>
-      </w:r>
-      <w:r>
-        <w:rPr>
-          <w:rFonts w:ascii="ＭＳ Ｐゴシック" w:eastAsia="ＭＳ Ｐゴシック" w:hAnsi="ＭＳ Ｐゴシック" w:hint="eastAsia"/>
-          <w:sz w:val="28"/>
-          <w:szCs w:val="36"/>
-        </w:rPr>
-        <w:t>準備版</w:t>
-      </w:r>
-      <w:r>
-        <w:rPr>
-          <w:rFonts w:ascii="ＭＳ Ｐゴシック" w:eastAsia="ＭＳ Ｐゴシック" w:hAnsi="ＭＳ Ｐゴシック" w:hint="eastAsia"/>
-          <w:sz w:val="28"/>
-          <w:szCs w:val="36"/>
-        </w:rPr>
-        <w:t>ダウンロード</w:t>
-      </w:r>
-      <w:r>
-        <w:rPr>
-          <w:rFonts w:hint="eastAsia"/>
+          <w:szCs w:val="28"/>
         </w:rPr>
         <w:t>】</w:t>
       </w:r>
@@ -938,15 +1112,15 @@
             <w:pPr>
               <w:widowControl/>
               <w:spacing w:before="100" w:beforeAutospacing="1" w:after="100" w:afterAutospacing="1"/>
-              <w:jc w:val="left"/>
+              <w:jc w:val="center"/>
               <w:outlineLvl w:val="1"/>
               <w:rPr>
                 <w:rFonts w:ascii="ＭＳ Ｐゴシック" w:eastAsia="ＭＳ Ｐゴシック" w:hAnsi="ＭＳ Ｐゴシック" w:cs="ＭＳ Ｐゴシック"/>
                 <w:b/>
                 <w:bCs/>
                 <w:kern w:val="0"/>
-                <w:sz w:val="36"/>
-                <w:szCs w:val="36"/>
+                <w:sz w:val="28"/>
+                <w:szCs w:val="28"/>
               </w:rPr>
             </w:pPr>
             <w:r>
@@ -955,8 +1129,8 @@
                 <w:b/>
                 <w:bCs/>
                 <w:kern w:val="0"/>
-                <w:sz w:val="36"/>
-                <w:szCs w:val="36"/>
+                <w:sz w:val="28"/>
+                <w:szCs w:val="28"/>
               </w:rPr>
               <w:t>本データの利用条件および免責事項</w:t>
             </w:r>
@@ -969,14 +1143,14 @@
               <w:rPr>
                 <w:rFonts w:ascii="ＭＳ Ｐゴシック" w:eastAsia="ＭＳ Ｐゴシック" w:hAnsi="ＭＳ Ｐゴシック" w:cs="ＭＳ Ｐゴシック"/>
                 <w:kern w:val="0"/>
-                <w:sz w:val="24"/>
+                <w:szCs w:val="21"/>
               </w:rPr>
             </w:pPr>
             <w:r>
               <w:rPr>
                 <w:rFonts w:ascii="ＭＳ Ｐゴシック" w:eastAsia="ＭＳ Ｐゴシック" w:hAnsi="ＭＳ Ｐゴシック" w:cs="ＭＳ Ｐゴシック"/>
                 <w:kern w:val="0"/>
-                <w:sz w:val="24"/>
+                <w:szCs w:val="21"/>
               </w:rPr>
               <w:t>本Excelデータ（以下「本データ」といいます。）は、ICD分類を付与した病名データの試作版であり、その内容および有用性について広く評価・検証していただくことを目的として公開するものです。</w:t>
             </w:r>
@@ -992,8 +1166,8 @@
                 <w:b/>
                 <w:bCs/>
                 <w:kern w:val="0"/>
-                <w:sz w:val="27"/>
-                <w:szCs w:val="27"/>
+                <w:sz w:val="22"/>
+                <w:szCs w:val="22"/>
               </w:rPr>
             </w:pPr>
             <w:r>
@@ -1002,8 +1176,8 @@
                 <w:b/>
                 <w:bCs/>
                 <w:kern w:val="0"/>
-                <w:sz w:val="27"/>
-                <w:szCs w:val="27"/>
+                <w:sz w:val="22"/>
+                <w:szCs w:val="22"/>
               </w:rPr>
               <w:t>1．第三者への提供について</w:t>
             </w:r>
@@ -1016,14 +1190,14 @@
               <w:rPr>
                 <w:rFonts w:ascii="ＭＳ Ｐゴシック" w:eastAsia="ＭＳ Ｐゴシック" w:hAnsi="ＭＳ Ｐゴシック" w:cs="ＭＳ Ｐゴシック"/>
                 <w:kern w:val="0"/>
-                <w:sz w:val="24"/>
+                <w:szCs w:val="21"/>
               </w:rPr>
             </w:pPr>
             <w:r>
               <w:rPr>
                 <w:rFonts w:ascii="ＭＳ Ｐゴシック" w:eastAsia="ＭＳ Ｐゴシック" w:hAnsi="ＭＳ Ｐゴシック" w:cs="ＭＳ Ｐゴシック"/>
                 <w:kern w:val="0"/>
-                <w:sz w:val="24"/>
+                <w:szCs w:val="21"/>
               </w:rPr>
               <w:t>本データをダウンロードした方が、本データそのもの、または本データの全部もしくは一部を複製したものを、所属機関外の第三者に提供、配布、送信その他の方法により利用可能な状態にすることを禁止します。</w:t>
             </w:r>
@@ -1036,15 +1210,16 @@
               <w:rPr>
                 <w:rFonts w:ascii="ＭＳ Ｐゴシック" w:eastAsia="ＭＳ Ｐゴシック" w:hAnsi="ＭＳ Ｐゴシック" w:cs="ＭＳ Ｐゴシック"/>
                 <w:kern w:val="0"/>
-                <w:sz w:val="24"/>
+                <w:szCs w:val="21"/>
               </w:rPr>
             </w:pPr>
             <w:r>
               <w:rPr>
                 <w:rFonts w:ascii="ＭＳ Ｐゴシック" w:eastAsia="ＭＳ Ｐゴシック" w:hAnsi="ＭＳ Ｐゴシック" w:cs="ＭＳ Ｐゴシック"/>
                 <w:kern w:val="0"/>
-                <w:sz w:val="24"/>
-              </w:rPr>
+                <w:szCs w:val="21"/>
+              </w:rPr>
+              <w:lastRenderedPageBreak/>
               <w:t>本データの利用を希望される第三者には、本データを直接提供するのではなく、本データの公開・ダウンロードページのURLをご案内いただき、当該ページから各自でダウンロードしていただくようお願いいたします。</w:t>
             </w:r>
           </w:p>
@@ -1059,8 +1234,8 @@
                 <w:b/>
                 <w:bCs/>
                 <w:kern w:val="0"/>
-                <w:sz w:val="27"/>
-                <w:szCs w:val="27"/>
+                <w:sz w:val="22"/>
+                <w:szCs w:val="22"/>
               </w:rPr>
             </w:pPr>
             <w:r>
@@ -1069,8 +1244,8 @@
                 <w:b/>
                 <w:bCs/>
                 <w:kern w:val="0"/>
-                <w:sz w:val="27"/>
-                <w:szCs w:val="27"/>
+                <w:sz w:val="22"/>
+                <w:szCs w:val="22"/>
               </w:rPr>
               <w:t>2．利用できる範囲</w:t>
             </w:r>
@@ -1083,14 +1258,14 @@
               <w:rPr>
                 <w:rFonts w:ascii="ＭＳ Ｐゴシック" w:eastAsia="ＭＳ Ｐゴシック" w:hAnsi="ＭＳ Ｐゴシック" w:cs="ＭＳ Ｐゴシック"/>
                 <w:kern w:val="0"/>
-                <w:sz w:val="24"/>
+                <w:szCs w:val="21"/>
               </w:rPr>
             </w:pPr>
             <w:r>
               <w:rPr>
                 <w:rFonts w:ascii="ＭＳ Ｐゴシック" w:eastAsia="ＭＳ Ｐゴシック" w:hAnsi="ＭＳ Ｐゴシック" w:cs="ＭＳ Ｐゴシック"/>
                 <w:kern w:val="0"/>
-                <w:sz w:val="24"/>
+                <w:szCs w:val="21"/>
               </w:rPr>
               <w:t>本データをダウンロードした方およびその所属機関内においては、以下の目的で自由に利用することができます。</w:t>
             </w:r>
@@ -1103,14 +1278,14 @@
               <w:rPr>
                 <w:rFonts w:ascii="ＭＳ Ｐゴシック" w:eastAsia="ＭＳ Ｐゴシック" w:hAnsi="ＭＳ Ｐゴシック" w:cs="ＭＳ Ｐゴシック"/>
                 <w:kern w:val="0"/>
-                <w:sz w:val="24"/>
+                <w:szCs w:val="21"/>
               </w:rPr>
             </w:pPr>
             <w:r>
               <w:rPr>
                 <w:rFonts w:ascii="ＭＳ Ｐゴシック" w:eastAsia="ＭＳ Ｐゴシック" w:hAnsi="ＭＳ Ｐゴシック" w:cs="ＭＳ Ｐゴシック"/>
                 <w:kern w:val="0"/>
-                <w:sz w:val="24"/>
+                <w:szCs w:val="21"/>
               </w:rPr>
               <w:t>・本データの内容、精度、有用性等の評価・検証</w:t>
             </w:r>
@@ -1118,7 +1293,7 @@
               <w:rPr>
                 <w:rFonts w:ascii="ＭＳ Ｐゴシック" w:eastAsia="ＭＳ Ｐゴシック" w:hAnsi="ＭＳ Ｐゴシック" w:cs="ＭＳ Ｐゴシック"/>
                 <w:kern w:val="0"/>
-                <w:sz w:val="24"/>
+                <w:szCs w:val="21"/>
               </w:rPr>
               <w:br/>
               <w:t>・本データを組み込んだシステム、ソフトウェア等の試験的な開発</w:t>
@@ -1127,24 +1302,16 @@
               <w:rPr>
                 <w:rFonts w:ascii="ＭＳ Ｐゴシック" w:eastAsia="ＭＳ Ｐゴシック" w:hAnsi="ＭＳ Ｐゴシック" w:cs="ＭＳ Ｐゴシック"/>
                 <w:kern w:val="0"/>
-                <w:sz w:val="24"/>
+                <w:szCs w:val="21"/>
               </w:rPr>
               <w:br/>
-            </w:r>
-            <w:r>
-              <w:rPr>
-                <w:rFonts w:ascii="ＭＳ Ｐゴシック" w:eastAsia="ＭＳ Ｐゴシック" w:hAnsi="ＭＳ Ｐゴシック" w:cs="ＭＳ Ｐゴシック"/>
-                <w:kern w:val="0"/>
-                <w:sz w:val="24"/>
-              </w:rPr>
-              <w:lastRenderedPageBreak/>
               <w:t>・本データを利用するシステムの動作試験、性能評価その他の技術的検証</w:t>
             </w:r>
             <w:r>
               <w:rPr>
                 <w:rFonts w:ascii="ＭＳ Ｐゴシック" w:eastAsia="ＭＳ Ｐゴシック" w:hAnsi="ＭＳ Ｐゴシック" w:cs="ＭＳ Ｐゴシック"/>
                 <w:kern w:val="0"/>
-                <w:sz w:val="24"/>
+                <w:szCs w:val="21"/>
               </w:rPr>
               <w:br/>
               <w:t>・将来の公開システムまたは実運用システムの開発・準備を目的とした、組織内部での本データの搭載、加工および試験</w:t>
@@ -1158,14 +1325,14 @@
               <w:rPr>
                 <w:rFonts w:ascii="ＭＳ Ｐゴシック" w:eastAsia="ＭＳ Ｐゴシック" w:hAnsi="ＭＳ Ｐゴシック" w:cs="ＭＳ Ｐゴシック"/>
                 <w:kern w:val="0"/>
-                <w:sz w:val="24"/>
+                <w:szCs w:val="21"/>
               </w:rPr>
             </w:pPr>
             <w:r>
               <w:rPr>
                 <w:rFonts w:ascii="ＭＳ Ｐゴシック" w:eastAsia="ＭＳ Ｐゴシック" w:hAnsi="ＭＳ Ｐゴシック" w:cs="ＭＳ Ｐゴシック"/>
                 <w:kern w:val="0"/>
-                <w:sz w:val="24"/>
+                <w:szCs w:val="21"/>
               </w:rPr>
               <w:t>ただし、本データまたは本データを加工したデータを組み込んだシステム、ソフトウェア、データベース等を、一般公開すること、所属機関外の第三者に提供すること、または第三者が利用可能な状態にすることは認められません。</w:t>
             </w:r>
@@ -1181,8 +1348,8 @@
                 <w:b/>
                 <w:bCs/>
                 <w:kern w:val="0"/>
-                <w:sz w:val="27"/>
-                <w:szCs w:val="27"/>
+                <w:sz w:val="22"/>
+                <w:szCs w:val="22"/>
               </w:rPr>
             </w:pPr>
             <w:r>
@@ -1191,8 +1358,8 @@
                 <w:b/>
                 <w:bCs/>
                 <w:kern w:val="0"/>
-                <w:sz w:val="27"/>
-                <w:szCs w:val="27"/>
+                <w:sz w:val="22"/>
+                <w:szCs w:val="22"/>
               </w:rPr>
               <w:t>3．試作データであること</w:t>
             </w:r>
@@ -1205,14 +1372,14 @@
               <w:rPr>
                 <w:rFonts w:ascii="ＭＳ Ｐゴシック" w:eastAsia="ＭＳ Ｐゴシック" w:hAnsi="ＭＳ Ｐゴシック" w:cs="ＭＳ Ｐゴシック"/>
                 <w:kern w:val="0"/>
-                <w:sz w:val="24"/>
+                <w:szCs w:val="21"/>
               </w:rPr>
             </w:pPr>
             <w:r>
               <w:rPr>
                 <w:rFonts w:ascii="ＭＳ Ｐゴシック" w:eastAsia="ＭＳ Ｐゴシック" w:hAnsi="ＭＳ Ｐゴシック" w:cs="ＭＳ Ｐゴシック"/>
                 <w:kern w:val="0"/>
-                <w:sz w:val="24"/>
+                <w:szCs w:val="21"/>
               </w:rPr>
               <w:t>本データは評価・検証を目的として作成された試作版であり、その内容の正確性、完全性、最新性、特定目的への適合性その他について、いかなる保証も行うものではありません。</w:t>
             </w:r>
@@ -1225,14 +1392,14 @@
               <w:rPr>
                 <w:rFonts w:ascii="ＭＳ Ｐゴシック" w:eastAsia="ＭＳ Ｐゴシック" w:hAnsi="ＭＳ Ｐゴシック" w:cs="ＭＳ Ｐゴシック"/>
                 <w:kern w:val="0"/>
-                <w:sz w:val="24"/>
+                <w:szCs w:val="21"/>
               </w:rPr>
             </w:pPr>
             <w:r>
               <w:rPr>
                 <w:rFonts w:ascii="ＭＳ Ｐゴシック" w:eastAsia="ＭＳ Ｐゴシック" w:hAnsi="ＭＳ Ｐゴシック" w:cs="ＭＳ Ｐゴシック"/>
                 <w:kern w:val="0"/>
-                <w:sz w:val="24"/>
+                <w:szCs w:val="21"/>
               </w:rPr>
               <w:t>本データには、病名とICD分類との対応の誤り、分類の不一致、欠落その他の不正確な情報が含まれている可能性があります。本データを診療その他の実運用に利用する場合には、利用者自身の責任において内容を確認してください。</w:t>
             </w:r>
@@ -1248,8 +1415,8 @@
                 <w:b/>
                 <w:bCs/>
                 <w:kern w:val="0"/>
-                <w:sz w:val="27"/>
-                <w:szCs w:val="27"/>
+                <w:sz w:val="22"/>
+                <w:szCs w:val="22"/>
               </w:rPr>
             </w:pPr>
             <w:r>
@@ -1258,8 +1425,8 @@
                 <w:b/>
                 <w:bCs/>
                 <w:kern w:val="0"/>
-                <w:sz w:val="27"/>
-                <w:szCs w:val="27"/>
+                <w:sz w:val="22"/>
+                <w:szCs w:val="22"/>
               </w:rPr>
               <w:t>4．免責</w:t>
             </w:r>
@@ -1279,7 +1446,7 @@
               <w:rPr>
                 <w:rFonts w:ascii="ＭＳ Ｐゴシック" w:eastAsia="ＭＳ Ｐゴシック" w:hAnsi="ＭＳ Ｐゴシック" w:cs="ＭＳ Ｐゴシック"/>
                 <w:kern w:val="0"/>
-                <w:sz w:val="24"/>
+                <w:szCs w:val="21"/>
               </w:rPr>
               <w:t>本データの利用、加工、評価、システムへの搭載その他本データに関連する行為により、直接または間接に生じたいかなる損害、不利益、事故、データの消失、システム障害その他の事象についても、本データの作成者および作成に関与した組織またはその構成員は、一切の責任を負いません。</w:t>
             </w:r>
@@ -1911,7 +2078,6 @@
   <w:style w:type="character" w:default="1" w:styleId="a0">
     <w:name w:val="Default Paragraph Font"/>
     <w:uiPriority w:val="1"/>
-    <w:semiHidden/>
     <w:unhideWhenUsed/>
   </w:style>
   <w:style w:type="table" w:default="1" w:styleId="a1">
@@ -2267,6 +2433,29 @@
         <w:insideV w:val="single" w:sz="4" w:space="0" w:color="auto"/>
       </w:tblBorders>
     </w:tblPr>
+  </w:style>
+  <w:style w:type="character" w:styleId="ab">
+    <w:name w:val="Hyperlink"/>
+    <w:basedOn w:val="a0"/>
+    <w:uiPriority w:val="99"/>
+    <w:unhideWhenUsed/>
+    <w:rsid w:val="003E3E0F"/>
+    <w:rPr>
+      <w:color w:val="467886" w:themeColor="hyperlink"/>
+      <w:u w:val="single"/>
+    </w:rPr>
+  </w:style>
+  <w:style w:type="character" w:styleId="ac">
+    <w:name w:val="Unresolved Mention"/>
+    <w:basedOn w:val="a0"/>
+    <w:uiPriority w:val="99"/>
+    <w:semiHidden/>
+    <w:unhideWhenUsed/>
+    <w:rsid w:val="003E3E0F"/>
+    <w:rPr>
+      <w:color w:val="605E5C"/>
+      <w:shd w:val="clear" w:color="auto" w:fill="E1DFDD"/>
+    </w:rPr>
   </w:style>
 </w:styles>
 </file>

--- a/source/ICD11対応標準病名マスターの準備版.docx
+++ b/source/ICD11対応標準病名マスターの準備版.docx
@@ -258,6 +258,7 @@
     <w:p>
       <w:pPr>
         <w:rPr>
+          <w:rFonts w:hint="eastAsia"/>
           <w:b/>
           <w:bCs/>
           <w:u w:val="single"/>
@@ -281,6 +282,15 @@
         </w:rPr>
         <w:t>シート名：</w:t>
       </w:r>
+      <w:r>
+        <w:rPr>
+          <w:rFonts w:hint="eastAsia"/>
+          <w:b/>
+          <w:bCs/>
+          <w:u w:val="single"/>
+        </w:rPr>
+        <w:t xml:space="preserve">　ダウンロードリンクはこのページの下のほうにあります。</w:t>
+      </w:r>
     </w:p>
     <w:p>
       <w:r>
@@ -388,13 +398,19 @@
         <w:t xml:space="preserve">　</w:t>
       </w:r>
       <w:r>
-        <w:t>ICD11対応標準病名マスターの構造と作成に関する研究 （25IA2013 ）</w:t>
-      </w:r>
-      <w:r>
-        <w:rPr>
-          <w:rFonts w:hint="eastAsia"/>
-        </w:rPr>
-        <w:t>（令和7-8年度）</w:t>
+        <w:t xml:space="preserve">ICD11対応標準病名マスターの構造と作成に関する研究 （25IA2013 </w:t>
+      </w:r>
+      <w:r>
+        <w:rPr>
+          <w:rFonts w:hint="eastAsia"/>
+        </w:rPr>
+        <w:t>令和7-8年度）</w:t>
+      </w:r>
+      <w:r>
+        <w:rPr>
+          <w:rFonts w:hint="eastAsia"/>
+        </w:rPr>
+        <w:t>（研究代表者：大江和彦（順天堂大学））</w:t>
       </w:r>
       <w:r>
         <w:rPr>
@@ -457,11 +473,6 @@
       </w:r>
     </w:p>
     <w:p>
-      <w:pPr>
-        <w:rPr>
-          <w:rFonts w:hint="eastAsia"/>
-        </w:rPr>
-      </w:pPr>
       <w:r>
         <w:rPr>
           <w:rFonts w:hint="eastAsia"/>
@@ -871,13 +882,7 @@
         <w:rPr>
           <w:rFonts w:hint="eastAsia"/>
         </w:rPr>
-        <w:t xml:space="preserve"> </w:t>
-      </w:r>
-      <w:r>
-        <w:rPr>
-          <w:rFonts w:hint="eastAsia"/>
-        </w:rPr>
-        <w:t>疾病、傷害及び死因の統計分類（</w:t>
+        <w:t xml:space="preserve"> 疾病、傷害及び死因の統計分類（</w:t>
       </w:r>
       <w:r>
         <w:t>ICD-11準拠）</w:t>
@@ -906,11 +911,6 @@
       </w:r>
     </w:p>
     <w:p>
-      <w:pPr>
-        <w:rPr>
-          <w:rFonts w:hint="eastAsia"/>
-        </w:rPr>
-      </w:pPr>
       <w:r>
         <w:rPr>
           <w:rFonts w:hint="eastAsia"/>
@@ -968,7 +968,6 @@
     <w:p>
       <w:pPr>
         <w:rPr>
-          <w:rFonts w:hint="eastAsia"/>
           <w:b/>
           <w:bCs/>
           <w:u w:val="single"/>
@@ -2078,6 +2077,7 @@
   <w:style w:type="character" w:default="1" w:styleId="a0">
     <w:name w:val="Default Paragraph Font"/>
     <w:uiPriority w:val="1"/>
+    <w:semiHidden/>
     <w:unhideWhenUsed/>
   </w:style>
   <w:style w:type="table" w:default="1" w:styleId="a1">

--- a/source/ICD11対応標準病名マスターの準備版.docx
+++ b/source/ICD11対応標準病名マスターの準備版.docx
@@ -82,17 +82,6 @@
       </w:tr>
     </w:tbl>
     <w:p>
-      <w:r>
-        <w:rPr>
-          <w:rFonts w:hint="eastAsia"/>
-        </w:rPr>
-        <w:t>＜作成準備中</w:t>
-      </w:r>
-      <w:r>
-        <w:t>&gt;</w:t>
-      </w:r>
-    </w:p>
-    <w:p>
       <w:pPr>
         <w:ind w:leftChars="-270" w:left="-567"/>
         <w:rPr>
@@ -258,7 +247,6 @@
     <w:p>
       <w:pPr>
         <w:rPr>
-          <w:rFonts w:hint="eastAsia"/>
           <w:b/>
           <w:bCs/>
           <w:u w:val="single"/>
@@ -630,16 +618,21 @@
         <w:rPr>
           <w:rFonts w:hint="eastAsia"/>
         </w:rPr>
-        <w:t xml:space="preserve">　　【ご意見、お問い合わせ用</w:t>
-      </w:r>
-      <w:r>
-        <w:t>Google</w:t>
-      </w:r>
-      <w:r>
-        <w:rPr>
-          <w:rFonts w:hint="eastAsia"/>
-        </w:rPr>
-        <w:t>フォームへ】</w:t>
+        <w:t xml:space="preserve">　　【</w:t>
+      </w:r>
+      <w:hyperlink r:id="rId4" w:history="1">
+        <w:r>
+          <w:rPr>
+            <w:rStyle w:val="ab"/>
+          </w:rPr>
+          <w:t>ご意見、お問い合わせ用Googleフォームへ</w:t>
+        </w:r>
+      </w:hyperlink>
+      <w:r>
+        <w:rPr>
+          <w:rFonts w:hint="eastAsia"/>
+        </w:rPr>
+        <w:t>】</w:t>
       </w:r>
     </w:p>
     <w:p/>
@@ -662,7 +655,6 @@
           <w:szCs w:val="32"/>
           <w:u w:val="single"/>
         </w:rPr>
-        <w:lastRenderedPageBreak/>
         <w:t>今後の予定の概略</w:t>
       </w:r>
       <w:r>
@@ -898,7 +890,7 @@
       <w:r>
         <w:t>(</w:t>
       </w:r>
-      <w:hyperlink r:id="rId4" w:history="1">
+      <w:hyperlink r:id="rId5" w:history="1">
         <w:r>
           <w:rPr>
             <w:rStyle w:val="ab"/>
@@ -938,7 +930,7 @@
       <w:r>
         <w:t>(</w:t>
       </w:r>
-      <w:hyperlink r:id="rId5" w:history="1">
+      <w:hyperlink r:id="rId6" w:history="1">
         <w:r>
           <w:rPr>
             <w:rStyle w:val="ab"/>
@@ -952,6 +944,109 @@
     </w:p>
     <w:p>
       <w:pPr>
+        <w:rPr>
+          <w:b/>
+          <w:bCs/>
+          <w:u w:val="single"/>
+        </w:rPr>
+      </w:pPr>
+    </w:p>
+    <w:p>
+      <w:pPr>
+        <w:rPr>
+          <w:rFonts w:hint="eastAsia"/>
+          <w:b/>
+          <w:bCs/>
+          <w:u w:val="single"/>
+        </w:rPr>
+      </w:pPr>
+      <w:r>
+        <w:rPr>
+          <w:rFonts w:hint="eastAsia"/>
+          <w:b/>
+          <w:bCs/>
+          <w:u w:val="single"/>
+        </w:rPr>
+        <w:t>連絡先（ファイルでの意見投稿先）</w:t>
+      </w:r>
+      <w:r>
+        <w:rPr>
+          <w:rFonts w:hint="eastAsia"/>
+          <w:b/>
+          <w:bCs/>
+        </w:rPr>
+        <w:t xml:space="preserve">　　</w:t>
+      </w:r>
+      <w:r>
+        <w:rPr>
+          <w:b/>
+          <w:bCs/>
+        </w:rPr>
+        <w:t xml:space="preserve">icd11pub@medis.or.jp </w:t>
+      </w:r>
+      <w:r>
+        <w:rPr>
+          <w:rFonts w:hint="eastAsia"/>
+          <w:b/>
+          <w:bCs/>
+        </w:rPr>
+        <w:t xml:space="preserve">　</w:t>
+      </w:r>
+      <w:r>
+        <w:rPr>
+          <w:b/>
+          <w:bCs/>
+        </w:rPr>
+        <w:t>(</w:t>
+      </w:r>
+      <w:r>
+        <w:rPr>
+          <w:rFonts w:hint="eastAsia"/>
+          <w:b/>
+          <w:bCs/>
+        </w:rPr>
+        <w:t>10月1日から有効）</w:t>
+      </w:r>
+    </w:p>
+    <w:p>
+      <w:pPr>
+        <w:rPr>
+          <w:rFonts w:hint="eastAsia"/>
+          <w:b/>
+          <w:bCs/>
+          <w:u w:val="single"/>
+        </w:rPr>
+      </w:pPr>
+    </w:p>
+    <w:p>
+      <w:pPr>
+        <w:rPr>
+          <w:b/>
+          <w:bCs/>
+          <w:u w:val="single"/>
+        </w:rPr>
+      </w:pPr>
+      <w:r>
+        <w:rPr>
+          <w:rFonts w:hint="eastAsia"/>
+          <w:b/>
+          <w:bCs/>
+          <w:u w:val="single"/>
+        </w:rPr>
+        <w:t>ダウンロード</w:t>
+      </w:r>
+      <w:r>
+        <w:rPr>
+          <w:rFonts w:hint="eastAsia"/>
+          <w:b/>
+          <w:bCs/>
+          <w:u w:val="single"/>
+        </w:rPr>
+        <w:t>情報</w:t>
+      </w:r>
+    </w:p>
+    <w:p>
+      <w:pPr>
         <w:widowControl/>
         <w:spacing w:before="100" w:beforeAutospacing="1" w:after="100" w:afterAutospacing="1"/>
         <w:jc w:val="center"/>
@@ -964,39 +1059,18 @@
           <w:sz w:val="24"/>
         </w:rPr>
       </w:pPr>
-    </w:p>
-    <w:p>
-      <w:pPr>
-        <w:rPr>
+      <w:r>
+        <w:rPr>
+          <w:rFonts w:ascii="ＭＳ Ｐゴシック" w:eastAsia="ＭＳ Ｐゴシック" w:hAnsi="ＭＳ Ｐゴシック" w:cs="ＭＳ Ｐゴシック" w:hint="eastAsia"/>
           <w:b/>
           <w:bCs/>
-          <w:u w:val="single"/>
-        </w:rPr>
-      </w:pPr>
-      <w:r>
-        <w:rPr>
-          <w:rFonts w:hint="eastAsia"/>
-          <w:b/>
-          <w:bCs/>
-          <w:u w:val="single"/>
-        </w:rPr>
-        <w:t>ダウンロード</w:t>
-      </w:r>
-      <w:r>
-        <w:rPr>
-          <w:rFonts w:hint="eastAsia"/>
-          <w:b/>
-          <w:bCs/>
-          <w:u w:val="single"/>
-        </w:rPr>
-        <w:t>情報</w:t>
-      </w:r>
-    </w:p>
-    <w:p>
-      <w:pPr>
-        <w:widowControl/>
-        <w:spacing w:before="100" w:beforeAutospacing="1" w:after="100" w:afterAutospacing="1"/>
-        <w:jc w:val="center"/>
+          <w:color w:val="EE0000"/>
+          <w:kern w:val="0"/>
+          <w:sz w:val="24"/>
+        </w:rPr>
+        <w:t>以下から</w:t>
+      </w:r>
+      <w:r>
         <w:rPr>
           <w:rFonts w:ascii="ＭＳ Ｐゴシック" w:eastAsia="ＭＳ Ｐゴシック" w:hAnsi="ＭＳ Ｐゴシック" w:cs="ＭＳ Ｐゴシック"/>
           <w:b/>
@@ -1005,7 +1079,8 @@
           <w:kern w:val="0"/>
           <w:sz w:val="24"/>
         </w:rPr>
-      </w:pPr>
+        <w:t>本データをダウンロードし、または利用した場合には、</w:t>
+      </w:r>
       <w:r>
         <w:rPr>
           <w:rFonts w:ascii="ＭＳ Ｐゴシック" w:eastAsia="ＭＳ Ｐゴシック" w:hAnsi="ＭＳ Ｐゴシック" w:cs="ＭＳ Ｐゴシック" w:hint="eastAsia"/>
@@ -1015,7 +1090,7 @@
           <w:kern w:val="0"/>
           <w:sz w:val="24"/>
         </w:rPr>
-        <w:t>以下から</w:t>
+        <w:t>以下に記載</w:t>
       </w:r>
       <w:r>
         <w:rPr>
@@ -1026,28 +1101,6 @@
           <w:kern w:val="0"/>
           <w:sz w:val="24"/>
         </w:rPr>
-        <w:t>本データをダウンロードし、または利用した場合には、</w:t>
-      </w:r>
-      <w:r>
-        <w:rPr>
-          <w:rFonts w:ascii="ＭＳ Ｐゴシック" w:eastAsia="ＭＳ Ｐゴシック" w:hAnsi="ＭＳ Ｐゴシック" w:cs="ＭＳ Ｐゴシック" w:hint="eastAsia"/>
-          <w:b/>
-          <w:bCs/>
-          <w:color w:val="EE0000"/>
-          <w:kern w:val="0"/>
-          <w:sz w:val="24"/>
-        </w:rPr>
-        <w:t>以下に記載</w:t>
-      </w:r>
-      <w:r>
-        <w:rPr>
-          <w:rFonts w:ascii="ＭＳ Ｐゴシック" w:eastAsia="ＭＳ Ｐゴシック" w:hAnsi="ＭＳ Ｐゴシック" w:cs="ＭＳ Ｐゴシック"/>
-          <w:b/>
-          <w:bCs/>
-          <w:color w:val="EE0000"/>
-          <w:kern w:val="0"/>
-          <w:sz w:val="24"/>
-        </w:rPr>
         <w:t>の利用条件および免責事項に同意したものとみなします。</w:t>
       </w:r>
     </w:p>
@@ -1073,7 +1126,7 @@
         </w:rPr>
         <w:t>【</w:t>
       </w:r>
-      <w:hyperlink r:id="rId6" w:history="1">
+      <w:hyperlink r:id="rId7" w:history="1">
         <w:r>
           <w:rPr>
             <w:rStyle w:val="ab"/>
